--- a/Лабораторная работа 3 — Сниппеты, SEO-теги и семантическая разметка/Лабораторная работа 3 — Сниппеты, SEO-теги и семантическая разметка.docx
+++ b/Лабораторная работа 3 — Сниппеты, SEO-теги и семантическая разметка/Лабораторная работа 3 — Сниппеты, SEO-теги и семантическая разметка.docx
@@ -934,7 +934,7 @@
       <w:r>
         <w:drawing>
           <wp:inline xmlns:a="http://schemas.openxmlformats.org/drawingml/2006/main" xmlns:pic="http://schemas.openxmlformats.org/drawingml/2006/picture">
-            <wp:extent cx="5832000" cy="3905043"/>
+            <wp:extent cx="5832000" cy="3067792"/>
             <wp:docPr id="1" name="Picture 1"/>
             <wp:cNvGraphicFramePr>
               <a:graphicFrameLocks noChangeAspect="1"/>
@@ -955,7 +955,7 @@
                   <pic:spPr>
                     <a:xfrm>
                       <a:off x="0" y="0"/>
-                      <a:ext cx="5832000" cy="3905043"/>
+                      <a:ext cx="5832000" cy="3067792"/>
                     </a:xfrm>
                     <a:prstGeom prst="rect"/>
                   </pic:spPr>
@@ -989,7 +989,7 @@
       <w:r>
         <w:drawing>
           <wp:inline xmlns:a="http://schemas.openxmlformats.org/drawingml/2006/main" xmlns:pic="http://schemas.openxmlformats.org/drawingml/2006/picture">
-            <wp:extent cx="5832000" cy="3905043"/>
+            <wp:extent cx="5832000" cy="3067792"/>
             <wp:docPr id="2" name="Picture 2"/>
             <wp:cNvGraphicFramePr>
               <a:graphicFrameLocks noChangeAspect="1"/>
@@ -1010,7 +1010,7 @@
                   <pic:spPr>
                     <a:xfrm>
                       <a:off x="0" y="0"/>
-                      <a:ext cx="5832000" cy="3905043"/>
+                      <a:ext cx="5832000" cy="3067792"/>
                     </a:xfrm>
                     <a:prstGeom prst="rect"/>
                   </pic:spPr>
@@ -1044,7 +1044,7 @@
       <w:r>
         <w:drawing>
           <wp:inline xmlns:a="http://schemas.openxmlformats.org/drawingml/2006/main" xmlns:pic="http://schemas.openxmlformats.org/drawingml/2006/picture">
-            <wp:extent cx="5832000" cy="3905043"/>
+            <wp:extent cx="5832000" cy="3067792"/>
             <wp:docPr id="3" name="Picture 3"/>
             <wp:cNvGraphicFramePr>
               <a:graphicFrameLocks noChangeAspect="1"/>
@@ -1065,7 +1065,7 @@
                   <pic:spPr>
                     <a:xfrm>
                       <a:off x="0" y="0"/>
-                      <a:ext cx="5832000" cy="3905043"/>
+                      <a:ext cx="5832000" cy="3067792"/>
                     </a:xfrm>
                     <a:prstGeom prst="rect"/>
                   </pic:spPr>
@@ -1681,7 +1681,7 @@
       <w:r>
         <w:drawing>
           <wp:inline xmlns:a="http://schemas.openxmlformats.org/drawingml/2006/main" xmlns:pic="http://schemas.openxmlformats.org/drawingml/2006/picture">
-            <wp:extent cx="5832000" cy="3905043"/>
+            <wp:extent cx="5832000" cy="3067792"/>
             <wp:docPr id="4" name="Picture 4"/>
             <wp:cNvGraphicFramePr>
               <a:graphicFrameLocks noChangeAspect="1"/>
@@ -1702,7 +1702,7 @@
                   <pic:spPr>
                     <a:xfrm>
                       <a:off x="0" y="0"/>
-                      <a:ext cx="5832000" cy="3905043"/>
+                      <a:ext cx="5832000" cy="3067792"/>
                     </a:xfrm>
                     <a:prstGeom prst="rect"/>
                   </pic:spPr>
@@ -1736,7 +1736,7 @@
       <w:r>
         <w:drawing>
           <wp:inline xmlns:a="http://schemas.openxmlformats.org/drawingml/2006/main" xmlns:pic="http://schemas.openxmlformats.org/drawingml/2006/picture">
-            <wp:extent cx="5832000" cy="3905043"/>
+            <wp:extent cx="5832000" cy="3067792"/>
             <wp:docPr id="5" name="Picture 5"/>
             <wp:cNvGraphicFramePr>
               <a:graphicFrameLocks noChangeAspect="1"/>
@@ -1757,7 +1757,7 @@
                   <pic:spPr>
                     <a:xfrm>
                       <a:off x="0" y="0"/>
-                      <a:ext cx="5832000" cy="3905043"/>
+                      <a:ext cx="5832000" cy="3067792"/>
                     </a:xfrm>
                     <a:prstGeom prst="rect"/>
                   </pic:spPr>
@@ -1791,7 +1791,7 @@
       <w:r>
         <w:drawing>
           <wp:inline xmlns:a="http://schemas.openxmlformats.org/drawingml/2006/main" xmlns:pic="http://schemas.openxmlformats.org/drawingml/2006/picture">
-            <wp:extent cx="5832000" cy="3905043"/>
+            <wp:extent cx="5832000" cy="3067792"/>
             <wp:docPr id="6" name="Picture 6"/>
             <wp:cNvGraphicFramePr>
               <a:graphicFrameLocks noChangeAspect="1"/>
@@ -1812,7 +1812,7 @@
                   <pic:spPr>
                     <a:xfrm>
                       <a:off x="0" y="0"/>
-                      <a:ext cx="5832000" cy="3905043"/>
+                      <a:ext cx="5832000" cy="3067792"/>
                     </a:xfrm>
                     <a:prstGeom prst="rect"/>
                   </pic:spPr>
@@ -1888,7 +1888,7 @@
       <w:r>
         <w:drawing>
           <wp:inline xmlns:a="http://schemas.openxmlformats.org/drawingml/2006/main" xmlns:pic="http://schemas.openxmlformats.org/drawingml/2006/picture">
-            <wp:extent cx="5832000" cy="3905043"/>
+            <wp:extent cx="5832000" cy="3067792"/>
             <wp:docPr id="7" name="Picture 7"/>
             <wp:cNvGraphicFramePr>
               <a:graphicFrameLocks noChangeAspect="1"/>
@@ -1909,7 +1909,7 @@
                   <pic:spPr>
                     <a:xfrm>
                       <a:off x="0" y="0"/>
-                      <a:ext cx="5832000" cy="3905043"/>
+                      <a:ext cx="5832000" cy="3067792"/>
                     </a:xfrm>
                     <a:prstGeom prst="rect"/>
                   </pic:spPr>
@@ -1943,7 +1943,7 @@
       <w:r>
         <w:drawing>
           <wp:inline xmlns:a="http://schemas.openxmlformats.org/drawingml/2006/main" xmlns:pic="http://schemas.openxmlformats.org/drawingml/2006/picture">
-            <wp:extent cx="5832000" cy="3905043"/>
+            <wp:extent cx="5832000" cy="3067792"/>
             <wp:docPr id="8" name="Picture 8"/>
             <wp:cNvGraphicFramePr>
               <a:graphicFrameLocks noChangeAspect="1"/>
@@ -1964,7 +1964,7 @@
                   <pic:spPr>
                     <a:xfrm>
                       <a:off x="0" y="0"/>
-                      <a:ext cx="5832000" cy="3905043"/>
+                      <a:ext cx="5832000" cy="3067792"/>
                     </a:xfrm>
                     <a:prstGeom prst="rect"/>
                   </pic:spPr>
@@ -1998,7 +1998,7 @@
       <w:r>
         <w:drawing>
           <wp:inline xmlns:a="http://schemas.openxmlformats.org/drawingml/2006/main" xmlns:pic="http://schemas.openxmlformats.org/drawingml/2006/picture">
-            <wp:extent cx="5832000" cy="3905043"/>
+            <wp:extent cx="5832000" cy="3067792"/>
             <wp:docPr id="9" name="Picture 9"/>
             <wp:cNvGraphicFramePr>
               <a:graphicFrameLocks noChangeAspect="1"/>
@@ -2019,7 +2019,7 @@
                   <pic:spPr>
                     <a:xfrm>
                       <a:off x="0" y="0"/>
-                      <a:ext cx="5832000" cy="3905043"/>
+                      <a:ext cx="5832000" cy="3067792"/>
                     </a:xfrm>
                     <a:prstGeom prst="rect"/>
                   </pic:spPr>
@@ -2053,7 +2053,7 @@
       <w:r>
         <w:drawing>
           <wp:inline xmlns:a="http://schemas.openxmlformats.org/drawingml/2006/main" xmlns:pic="http://schemas.openxmlformats.org/drawingml/2006/picture">
-            <wp:extent cx="5832000" cy="3905043"/>
+            <wp:extent cx="5832000" cy="3067792"/>
             <wp:docPr id="10" name="Picture 10"/>
             <wp:cNvGraphicFramePr>
               <a:graphicFrameLocks noChangeAspect="1"/>
@@ -2074,7 +2074,7 @@
                   <pic:spPr>
                     <a:xfrm>
                       <a:off x="0" y="0"/>
-                      <a:ext cx="5832000" cy="3905043"/>
+                      <a:ext cx="5832000" cy="3067792"/>
                     </a:xfrm>
                     <a:prstGeom prst="rect"/>
                   </pic:spPr>
